--- a/word/tmpl_anapl/tmpl_vev_anapl_2026.docx
+++ b/word/tmpl_anapl/tmpl_vev_anapl_2026.docx
@@ -1111,10 +1111,58 @@
         <w:rPr>
           <w:lang w:eastAsia="en-US" w:bidi="en-US"/>
         </w:rPr>
-        <w:t xml:space="preserve">15855/09-09-2025  </w:t>
-      </w:r>
-      <w:r>
-        <w:t>(Α.Δ.Α.:ΨΒΡΕ46ΝΚΠΔ-Λ0Ρ)</w:t>
+        <w:t>${</w:t>
+      </w:r>
+      <w:proofErr w:type="spellStart"/>
+      <w:r>
+        <w:rPr>
+          <w:lang w:val="en-US" w:eastAsia="en-US" w:bidi="en-US"/>
+        </w:rPr>
+        <w:t>apofasi</w:t>
+      </w:r>
+      <w:proofErr w:type="spellEnd"/>
+      <w:r>
+        <w:rPr>
+          <w:lang w:eastAsia="en-US" w:bidi="en-US"/>
+        </w:rPr>
+        <w:t>}</w:t>
+      </w:r>
+      <w:r>
+        <w:rPr>
+          <w:lang w:eastAsia="en-US" w:bidi="en-US"/>
+        </w:rPr>
+        <w:t xml:space="preserve">  </w:t>
+      </w:r>
+      <w:r>
+        <w:t>(Α.Δ.Α.:</w:t>
+      </w:r>
+      <w:r>
+        <w:t xml:space="preserve"> ${</w:t>
+      </w:r>
+      <w:proofErr w:type="spellStart"/>
+      <w:r>
+        <w:rPr>
+          <w:lang w:val="en-US"/>
+        </w:rPr>
+        <w:t>ada</w:t>
+      </w:r>
+      <w:proofErr w:type="spellEnd"/>
+      <w:r>
+        <w:t>_</w:t>
+      </w:r>
+      <w:proofErr w:type="spellStart"/>
+      <w:r>
+        <w:rPr>
+          <w:lang w:val="en-US"/>
+        </w:rPr>
+        <w:t>apof</w:t>
+      </w:r>
+      <w:proofErr w:type="spellEnd"/>
+      <w:r>
+        <w:t>}</w:t>
+      </w:r>
+      <w:r>
+        <w:t>)</w:t>
       </w:r>
     </w:p>
     <w:p>
